--- a/label-docx-reader/corpus/drawing-cases/shading-red.docx
+++ b/label-docx-reader/corpus/drawing-cases/shading-red.docx
@@ -127,6 +127,28 @@
       <w:r>
         <w:rPr>
           <w:shd w:val="nil" w:themeFill="background1" w:fill="FFFFFF"/>
+        </w:rPr>
+        <w:t xml:space="preserve">                              </w:t>
+      </w:r>
+    </w:p>
+    <w:p>
+      <w:pPr>
+        <w:spacing w:before="0" w:after="0" w:line="480" w:lineRule="exact"/>
+      </w:pPr>
+      <w:r>
+        <w:rPr>
+          <w:shd w:val="nil" w:fill="D9D9D9"/>
+        </w:rPr>
+        <w:t xml:space="preserve">                              </w:t>
+      </w:r>
+    </w:p>
+    <w:p>
+      <w:pPr>
+        <w:spacing w:before="0" w:after="0" w:line="480" w:lineRule="exact"/>
+      </w:pPr>
+      <w:r>
+        <w:rPr>
+          <w:shd w:val="nil" w:color="FF0000" w:fill="FF0000"/>
         </w:rPr>
         <w:t xml:space="preserve">                              </w:t>
       </w:r>

--- a/label-docx-reader/corpus/drawing-cases/shading-red.docx
+++ b/label-docx-reader/corpus/drawing-cases/shading-red.docx
@@ -150,6 +150,35 @@
         <w:rPr>
           <w:shd w:val="nil" w:color="FF0000" w:fill="FF0000"/>
         </w:rPr>
+        <w:t xml:space="preserve">                              </w:t>
+      </w:r>
+    </w:p>
+    <w:p>
+      <w:pPr>
+        <w:spacing w:before="0" w:after="0" w:line="480" w:lineRule="exact"/>
+      </w:pPr>
+      <w:r>
+        <w:rPr>
+          <w:shd w:val="nil" w:fill="D9D9D9" w:themeFillShade="BF"/>
+        </w:rPr>
+        <w:t xml:space="preserve">                              </w:t>
+      </w:r>
+    </w:p>
+    <w:p>
+      <w:pPr>
+        <w:shd w:val="nil" w:fill="D9D9D9"/>
+        <w:spacing w:before="0" w:after="0" w:line="480" w:lineRule="exact"/>
+      </w:pPr>
+      <w:r>
+        <w:t xml:space="preserve">                              </w:t>
+      </w:r>
+    </w:p>
+    <w:p>
+      <w:pPr>
+        <w:shd w:val="nil" w:fill="D9D9D9" w:themeFillShade="BF"/>
+        <w:spacing w:before="0" w:after="0" w:line="480" w:lineRule="exact"/>
+      </w:pPr>
+      <w:r>
         <w:t xml:space="preserve">                              </w:t>
       </w:r>
     </w:p>
